--- a/paper/highlights.docx
+++ b/paper/highlights.docx
@@ -45,7 +45,7 @@
           <w:color w:val="000000"/>
           <w:sz w:val="22"/>
         </w:rPr>
-        <w:t>A hash-linked Android protocol compares 12 LiteRT variants in 72 settings.</w:t>
+        <w:t>The Android protocol compares 12 model variants across 72 deployment settings.</w:t>
       </w:r>
     </w:p>
     <w:p>
@@ -60,7 +60,7 @@
           <w:color w:val="000000"/>
           <w:sz w:val="22"/>
         </w:rPr>
-        <w:t>Complete trials retain median, p95, rank stability, memory, and failures.</w:t>
+        <w:t>Complete trials retain typical and tail latency, memory, and failures.</w:t>
       </w:r>
     </w:p>
     <w:p>
@@ -75,7 +75,7 @@
           <w:color w:val="000000"/>
           <w:sz w:val="22"/>
         </w:rPr>
-        <w:t>Size and latency orders differed in 18 of 18 contexts.</w:t>
+        <w:t>Model size and device latency rankings differed in all 18 contexts.</w:t>
       </w:r>
     </w:p>
     <w:p>
@@ -90,7 +90,7 @@
           <w:color w:val="000000"/>
           <w:sz w:val="22"/>
         </w:rPr>
-        <w:t>Runtime changed quantization rank in 7 of 9 contexts.</w:t>
+        <w:t>Runtime choice changed quantization rankings in 7 of 9 comparisons.</w:t>
       </w:r>
     </w:p>
     <w:p>
@@ -105,7 +105,7 @@
           <w:color w:val="000000"/>
           <w:sz w:val="22"/>
         </w:rPr>
-        <w:t>Median and p95 Pareto fronts shared 3 configurations.</w:t>
+        <w:t>Typical- and tail-latency Pareto fronts shared only 3 configurations.</w:t>
       </w:r>
     </w:p>
     <w:sectPr>
